--- a/klagomål/A 2451-2024 FSC-klagomål.docx
+++ b/klagomål/A 2451-2024 FSC-klagomål.docx
@@ -713,7 +713,7 @@
     <w:r>
       <w:tab/>
       <w:tab/>
-      <w:t>2026-01-23</w:t>
+      <w:t>2026-01-24</w:t>
       <w:br/>
       <w:br/>
     </w:r>

--- a/klagomål/A 2451-2024 FSC-klagomål.docx
+++ b/klagomål/A 2451-2024 FSC-klagomål.docx
@@ -713,7 +713,7 @@
     <w:r>
       <w:tab/>
       <w:tab/>
-      <w:t>2026-01-24</w:t>
+      <w:t>2026-01-25</w:t>
       <w:br/>
       <w:br/>
     </w:r>

--- a/klagomål/A 2451-2024 FSC-klagomål.docx
+++ b/klagomål/A 2451-2024 FSC-klagomål.docx
@@ -713,7 +713,7 @@
     <w:r>
       <w:tab/>
       <w:tab/>
-      <w:t>2026-01-25</w:t>
+      <w:t>2026-01-26</w:t>
       <w:br/>
       <w:br/>
     </w:r>

--- a/klagomål/A 2451-2024 FSC-klagomål.docx
+++ b/klagomål/A 2451-2024 FSC-klagomål.docx
@@ -713,7 +713,7 @@
     <w:r>
       <w:tab/>
       <w:tab/>
-      <w:t>2026-01-26</w:t>
+      <w:t>2026-01-27</w:t>
       <w:br/>
       <w:br/>
     </w:r>

--- a/klagomål/A 2451-2024 FSC-klagomål.docx
+++ b/klagomål/A 2451-2024 FSC-klagomål.docx
@@ -713,7 +713,7 @@
     <w:r>
       <w:tab/>
       <w:tab/>
-      <w:t>2026-01-27</w:t>
+      <w:t>2026-01-28</w:t>
       <w:br/>
       <w:br/>
     </w:r>

--- a/klagomål/A 2451-2024 FSC-klagomål.docx
+++ b/klagomål/A 2451-2024 FSC-klagomål.docx
@@ -112,7 +112,7 @@
         <w:pStyle w:val="ListBullet"/>
       </w:pPr>
       <w:r>
-        <w:t>Om ett ombud (tex Norra skog eller Mellanskog) avverkningsanmäler en skog med naturvärden motsvarande nyckelbiotops kvalité men markägaren inte är FSC certifierad, bör du skicka in ett FSC kontrollerat virke klagomål. Då ska klagomålet skickas till ombudsföretaget.</w:t>
+        <w:t>Om ett ombud (tex Norra skog eller Mellanskog) avverkningsanmäler en skog med naturvärden motsvarande nyckelbiotops kvalitet men markägaren inte är FSC certifierad, bör du skicka in ett FSC kontrollerat virke klagomål. Då ska klagomålet skickas till ombudsföretaget.</w:t>
       </w:r>
     </w:p>
     <w:p>
@@ -251,10 +251,48 @@
         <w:rPr>
           <w:b/>
         </w:rPr>
+        <w:t>Dropptaggsvamp</w:t>
+      </w:r>
+      <w:r>
+        <w:t xml:space="preserve"> bildar mykorrhiza med tall, huvudsakligen i äldre skog. Total population i landet bedöms ha minskat och fortsatt minska på grund av slutavverkningar och förhöja kvävenivåer i marken som en följd av skogsgödsling. Dropptaggsvamp är typisk art för </w:t>
+      </w:r>
+      <w:r>
+        <w:rPr>
+          <w:i/>
+        </w:rPr>
+        <w:t xml:space="preserve">9010 Taiga </w:t>
+      </w:r>
+      <w:r>
+        <w:t>(SLU Artdatabanken, 2025).</w:t>
+      </w:r>
+    </w:p>
+    <w:p>
+      <w:r>
+        <w:rPr>
+          <w:b/>
+        </w:rPr>
         <w:t>Garnlav (NT)</w:t>
       </w:r>
       <w:r>
-        <w:t xml:space="preserve"> är en utpräglad barrskogsart som ibland kan drapera träden i norrländska grannaturskogar med hög luftfuktighet. Den förekommer även i talldominerade bestånd där den, förutom i trädens grenverk, påträffas hängande över ojämnheter i tallbarken. Arten har minskat starkt i södra och mellersta Sverige och den minskar även i sitt nordliga utbredningsområde. Orsaken till tillbakagången beror främst på slutavverkningar av naturskogsartade skogar. Bestånd med riklig förekomst bör regelmässigt sparas. Garnlav är värdväxt för den mycket sällsynta och akut hotade fjärilen barrskogslavfly (CR) som hör hemma i boreala barrskogar med riklig förekomst av värdväxten. Tidigare kunde arten konstateras årligen på flera platser vid Dala-Floda i Dalarna innan lokalerna kalavverkades. Senaste fyndet i landet av barrskogslavfly är från år 2000 då den påträffades vid Högberget i Sollefteå kommun (SLU Artdatabanken, 2024).</w:t>
+        <w:t xml:space="preserve"> är en utpräglad barrskogsart som ibland kan drapera träden i norrländska grannaturskogar med hög luftfuktighet. Den förekommer även i talldominerade bestånd där den, förutom i trädens grenverk, påträffas hängande över ojämnheter i tallbarken. Arten har minskat starkt i södra och mellersta Sverige och den minskar även i sitt nordliga utbredningsområde. Orsaken till tillbakagången beror främst på slutavverkningar av naturskogsartade skogar. Bestånd med riklig förekomst bör regelmässigt sparas. Garnlav är värdväxt för den mycket sällsynta och akut hotade fjärilen barrskogslavfly (CR) som hör hemma i boreala barrskogar med riklig förekomst av värdväxten. Tidigare kunde arten konstateras årligen på flera platser vid Dala-Floda i Dalarna innan lokalerna kalavverkades. Senaste fyndet i landet av barrskogslavfly är från år 2000 då den påträffades vid Högberget i Sollefteå kommun. Garnlav är typisk art för </w:t>
+      </w:r>
+      <w:r>
+        <w:rPr>
+          <w:i/>
+        </w:rPr>
+        <w:t xml:space="preserve">9010 Taiga </w:t>
+      </w:r>
+      <w:r>
+        <w:t>och</w:t>
+      </w:r>
+      <w:r>
+        <w:rPr>
+          <w:i/>
+        </w:rPr>
+        <w:t xml:space="preserve"> 9070 Trädklädd betesmark </w:t>
+      </w:r>
+      <w:r>
+        <w:t xml:space="preserve"> (SLU Artdatabanken, 2024).</w:t>
       </w:r>
     </w:p>
     <w:p>
@@ -276,7 +314,25 @@
         <w:t>Rosenticka (NT)</w:t>
       </w:r>
       <w:r>
-        <w:t>, rödlistad som nära hotad, ingår i en karaktäristisk association av vedsvampar som växer på gamla, grova granlågor i urskogsartade barrskogar. Den är placerad i toppen av Skogsstyrelsens värdepyramid för bedömning av skog med höga naturvärden och indikerar ett granskogsekosystem med långvarig kontinuitet av grova lågor. Artens beroende av grova granlågor innebär att alla skogsskötselåtgärder på eller i omedelbar närhet av lokalerna utgör ett hot på lång sikt. Det är angeläget att populationerna inte ytterligare glesas ut och ett tillräckligt antal områden där arten nu finns måste sparas för framtiden (Nitare &amp; Skogsstyrelsen, 2019; SLU Artdatabanken, 2024).</w:t>
+        <w:t xml:space="preserve">, rödlistad som nära hotad, ingår i en karaktäristisk association av vedsvampar som växer på gamla, grova granlågor i urskogsartade barrskogar. Den är placerad i toppen av Skogsstyrelsens värdepyramid för bedömning av skog med höga naturvärden och indikerar ett granskogsekosystem med långvarig kontinuitet av grova lågor. Artens beroende av grova granlågor innebär att alla skogsskötselåtgärder på eller i omedelbar närhet av lokalerna utgör ett hot på lång sikt. Det är angeläget att populationerna inte ytterligare glesas ut och ett tillräckligt antal områden där arten nu finns måste sparas för framtiden. Rosenticka är typisk art för </w:t>
+      </w:r>
+      <w:r>
+        <w:rPr>
+          <w:i/>
+        </w:rPr>
+        <w:t xml:space="preserve">9010 Taiga </w:t>
+      </w:r>
+      <w:r>
+        <w:t xml:space="preserve">och </w:t>
+      </w:r>
+      <w:r>
+        <w:rPr>
+          <w:i/>
+        </w:rPr>
+        <w:t>9050 Näringsrik granskog</w:t>
+      </w:r>
+      <w:r>
+        <w:t xml:space="preserve"> (Nitare &amp; Skogsstyrelsen, 2019; SLU Artdatabanken, 2024).</w:t>
       </w:r>
     </w:p>
     <w:p>
@@ -287,7 +343,25 @@
         <w:t>Ullticka (NT)</w:t>
       </w:r>
       <w:r>
-        <w:t xml:space="preserve"> är knuten till restbestånd av barrnaturskog och förekommer med ett tydligt optimum i orörda eller måttligt påverkade gamla granskogar där det föreligger viss kontinuitet av grov död ved. Ullticka är en bra signalart inom hela sitt utbredningsområde och i södra Sverige är den sällsynt och en god signalart för skyddsvärda granskogsmiljöer. Den hotas av avverkning och fragmentering av naturskog och äldre granskog med lång trädkontinuitet. På ullticka kan ibland ulltickeporing (VU) påträffas - det är en sällsynt ticka som nyligen delats upp i tre olika arter: </w:t>
+        <w:t xml:space="preserve"> är knuten till restbestånd av barrnaturskog och förekommer med ett tydligt optimum i orörda eller måttligt påverkade gamla granskogar där det föreligger viss kontinuitet av grov död ved. Ullticka är en bra signalart inom hela sitt utbredningsområde och i södra Sverige är den sällsynt och en god signalart för skyddsvärda granskogsmiljöer. Den hotas av avverkning och fragmentering av naturskog och äldre granskog med lång trädkontinuitet. Ullticka är typisk art för </w:t>
+      </w:r>
+      <w:r>
+        <w:rPr>
+          <w:i/>
+        </w:rPr>
+        <w:t xml:space="preserve">9010 Taiga, 9050 Näringsrik granskog </w:t>
+      </w:r>
+      <w:r>
+        <w:t xml:space="preserve">och </w:t>
+      </w:r>
+      <w:r>
+        <w:rPr>
+          <w:i/>
+        </w:rPr>
+        <w:t>9030 Landhöjningsskog</w:t>
+      </w:r>
+      <w:r>
+        <w:t xml:space="preserve">. På ullticka kan ibland ulltickeporing (VU) påträffas - det är en sällsynt ticka som nyligen delats upp i tre olika arter: </w:t>
       </w:r>
       <w:r>
         <w:rPr>
@@ -713,7 +787,7 @@
     <w:r>
       <w:tab/>
       <w:tab/>
-      <w:t>2026-01-28</w:t>
+      <w:t>2026-01-29</w:t>
       <w:br/>
       <w:br/>
     </w:r>

--- a/klagomål/A 2451-2024 FSC-klagomål.docx
+++ b/klagomål/A 2451-2024 FSC-klagomål.docx
@@ -787,7 +787,7 @@
     <w:r>
       <w:tab/>
       <w:tab/>
-      <w:t>2026-01-29</w:t>
+      <w:t>2026-01-30</w:t>
       <w:br/>
       <w:br/>
     </w:r>

--- a/klagomål/A 2451-2024 FSC-klagomål.docx
+++ b/klagomål/A 2451-2024 FSC-klagomål.docx
@@ -787,7 +787,7 @@
     <w:r>
       <w:tab/>
       <w:tab/>
-      <w:t>2026-01-30</w:t>
+      <w:t>2026-01-31</w:t>
       <w:br/>
       <w:br/>
     </w:r>

--- a/klagomål/A 2451-2024 FSC-klagomål.docx
+++ b/klagomål/A 2451-2024 FSC-klagomål.docx
@@ -787,7 +787,7 @@
     <w:r>
       <w:tab/>
       <w:tab/>
-      <w:t>2026-02-28</w:t>
+      <w:t>2026-03-01</w:t>
       <w:br/>
       <w:br/>
     </w:r>

--- a/klagomål/A 2451-2024 FSC-klagomål.docx
+++ b/klagomål/A 2451-2024 FSC-klagomål.docx
@@ -787,7 +787,7 @@
     <w:r>
       <w:tab/>
       <w:tab/>
-      <w:t>2026-03-01</w:t>
+      <w:t>2026-03-02</w:t>
       <w:br/>
       <w:br/>
     </w:r>

--- a/klagomål/A 2451-2024 FSC-klagomål.docx
+++ b/klagomål/A 2451-2024 FSC-klagomål.docx
@@ -289,7 +289,7 @@
         <w:rPr>
           <w:i/>
         </w:rPr>
-        <w:t xml:space="preserve"> 9070 Trädklädd betesmark </w:t>
+        <w:t xml:space="preserve"> 9070 Trädklädd betesmark</w:t>
       </w:r>
       <w:r>
         <w:t xml:space="preserve"> (SLU Artdatabanken, 2024).</w:t>
@@ -787,7 +787,7 @@
     <w:r>
       <w:tab/>
       <w:tab/>
-      <w:t>2026-03-02</w:t>
+      <w:t>2026-03-03</w:t>
       <w:br/>
       <w:br/>
     </w:r>

--- a/klagomål/A 2451-2024 FSC-klagomål.docx
+++ b/klagomål/A 2451-2024 FSC-klagomål.docx
@@ -787,7 +787,7 @@
     <w:r>
       <w:tab/>
       <w:tab/>
-      <w:t>2026-03-03</w:t>
+      <w:t>2026-03-04</w:t>
       <w:br/>
       <w:br/>
     </w:r>

--- a/klagomål/A 2451-2024 FSC-klagomål.docx
+++ b/klagomål/A 2451-2024 FSC-klagomål.docx
@@ -787,7 +787,7 @@
     <w:r>
       <w:tab/>
       <w:tab/>
-      <w:t>2026-03-04</w:t>
+      <w:t>2026-03-05</w:t>
       <w:br/>
       <w:br/>
     </w:r>

--- a/klagomål/A 2451-2024 FSC-klagomål.docx
+++ b/klagomål/A 2451-2024 FSC-klagomål.docx
@@ -787,7 +787,7 @@
     <w:r>
       <w:tab/>
       <w:tab/>
-      <w:t>2026-03-05</w:t>
+      <w:t>2026-03-06</w:t>
       <w:br/>
       <w:br/>
     </w:r>

--- a/klagomål/A 2451-2024 FSC-klagomål.docx
+++ b/klagomål/A 2451-2024 FSC-klagomål.docx
@@ -787,7 +787,7 @@
     <w:r>
       <w:tab/>
       <w:tab/>
-      <w:t>2026-03-06</w:t>
+      <w:t>2026-03-07</w:t>
       <w:br/>
       <w:br/>
     </w:r>

--- a/klagomål/A 2451-2024 FSC-klagomål.docx
+++ b/klagomål/A 2451-2024 FSC-klagomål.docx
@@ -787,7 +787,7 @@
     <w:r>
       <w:tab/>
       <w:tab/>
-      <w:t>2026-03-13</w:t>
+      <w:t>2026-03-16</w:t>
       <w:br/>
       <w:br/>
     </w:r>

--- a/klagomål/A 2451-2024 FSC-klagomål.docx
+++ b/klagomål/A 2451-2024 FSC-klagomål.docx
@@ -787,7 +787,7 @@
     <w:r>
       <w:tab/>
       <w:tab/>
-      <w:t>2026-03-16</w:t>
+      <w:t>2026-03-17</w:t>
       <w:br/>
       <w:br/>
     </w:r>

--- a/klagomål/A 2451-2024 FSC-klagomål.docx
+++ b/klagomål/A 2451-2024 FSC-klagomål.docx
@@ -787,7 +787,7 @@
     <w:r>
       <w:tab/>
       <w:tab/>
-      <w:t>2026-03-17</w:t>
+      <w:t>2026-03-18</w:t>
       <w:br/>
       <w:br/>
     </w:r>

--- a/klagomål/A 2451-2024 FSC-klagomål.docx
+++ b/klagomål/A 2451-2024 FSC-klagomål.docx
@@ -787,7 +787,7 @@
     <w:r>
       <w:tab/>
       <w:tab/>
-      <w:t>2026-03-18</w:t>
+      <w:t>2026-03-19</w:t>
       <w:br/>
       <w:br/>
     </w:r>

--- a/klagomål/A 2451-2024 FSC-klagomål.docx
+++ b/klagomål/A 2451-2024 FSC-klagomål.docx
@@ -787,7 +787,7 @@
     <w:r>
       <w:tab/>
       <w:tab/>
-      <w:t>2026-03-19</w:t>
+      <w:t>2026-03-20</w:t>
       <w:br/>
       <w:br/>
     </w:r>

--- a/klagomål/A 2451-2024 FSC-klagomål.docx
+++ b/klagomål/A 2451-2024 FSC-klagomål.docx
@@ -787,7 +787,7 @@
     <w:r>
       <w:tab/>
       <w:tab/>
-      <w:t>2026-03-20</w:t>
+      <w:t>2026-03-21</w:t>
       <w:br/>
       <w:br/>
     </w:r>

--- a/klagomål/A 2451-2024 FSC-klagomål.docx
+++ b/klagomål/A 2451-2024 FSC-klagomål.docx
@@ -787,7 +787,7 @@
     <w:r>
       <w:tab/>
       <w:tab/>
-      <w:t>2026-03-21</w:t>
+      <w:t>2026-03-22</w:t>
       <w:br/>
       <w:br/>
     </w:r>

--- a/klagomål/A 2451-2024 FSC-klagomål.docx
+++ b/klagomål/A 2451-2024 FSC-klagomål.docx
@@ -787,7 +787,7 @@
     <w:r>
       <w:tab/>
       <w:tab/>
-      <w:t>2026-03-22</w:t>
+      <w:t>2026-03-23</w:t>
       <w:br/>
       <w:br/>
     </w:r>

--- a/klagomål/A 2451-2024 FSC-klagomål.docx
+++ b/klagomål/A 2451-2024 FSC-klagomål.docx
@@ -787,7 +787,7 @@
     <w:r>
       <w:tab/>
       <w:tab/>
-      <w:t>2026-03-23</w:t>
+      <w:t>2026-03-24</w:t>
       <w:br/>
       <w:br/>
     </w:r>

--- a/klagomål/A 2451-2024 FSC-klagomål.docx
+++ b/klagomål/A 2451-2024 FSC-klagomål.docx
@@ -787,7 +787,7 @@
     <w:r>
       <w:tab/>
       <w:tab/>
-      <w:t>2026-03-24</w:t>
+      <w:t>2026-03-25</w:t>
       <w:br/>
       <w:br/>
     </w:r>

--- a/klagomål/A 2451-2024 FSC-klagomål.docx
+++ b/klagomål/A 2451-2024 FSC-klagomål.docx
@@ -787,7 +787,7 @@
     <w:r>
       <w:tab/>
       <w:tab/>
-      <w:t>2026-03-25</w:t>
+      <w:t>2026-03-26</w:t>
       <w:br/>
       <w:br/>
     </w:r>

--- a/klagomål/A 2451-2024 FSC-klagomål.docx
+++ b/klagomål/A 2451-2024 FSC-klagomål.docx
@@ -787,7 +787,7 @@
     <w:r>
       <w:tab/>
       <w:tab/>
-      <w:t>2026-03-26</w:t>
+      <w:t>2026-03-27</w:t>
       <w:br/>
       <w:br/>
     </w:r>

--- a/klagomål/A 2451-2024 FSC-klagomål.docx
+++ b/klagomål/A 2451-2024 FSC-klagomål.docx
@@ -787,7 +787,7 @@
     <w:r>
       <w:tab/>
       <w:tab/>
-      <w:t>2026-03-27</w:t>
+      <w:t>2026-03-28</w:t>
       <w:br/>
       <w:br/>
     </w:r>

--- a/klagomål/A 2451-2024 FSC-klagomål.docx
+++ b/klagomål/A 2451-2024 FSC-klagomål.docx
@@ -796,7 +796,7 @@
     <w:r>
       <w:tab/>
       <w:tab/>
-      <w:t>2026-04-14</w:t>
+      <w:t>2026-04-15</w:t>
       <w:br/>
       <w:br/>
     </w:r>

--- a/klagomål/A 2451-2024 FSC-klagomål.docx
+++ b/klagomål/A 2451-2024 FSC-klagomål.docx
@@ -796,7 +796,7 @@
     <w:r>
       <w:tab/>
       <w:tab/>
-      <w:t>2026-04-15</w:t>
+      <w:t>2026-04-16</w:t>
       <w:br/>
       <w:br/>
     </w:r>

--- a/klagomål/A 2451-2024 FSC-klagomål.docx
+++ b/klagomål/A 2451-2024 FSC-klagomål.docx
@@ -796,7 +796,7 @@
     <w:r>
       <w:tab/>
       <w:tab/>
-      <w:t>2026-04-16</w:t>
+      <w:t>2026-04-17</w:t>
       <w:br/>
       <w:br/>
     </w:r>

--- a/klagomål/A 2451-2024 FSC-klagomål.docx
+++ b/klagomål/A 2451-2024 FSC-klagomål.docx
@@ -796,7 +796,7 @@
     <w:r>
       <w:tab/>
       <w:tab/>
-      <w:t>2026-04-17</w:t>
+      <w:t>2026-04-18</w:t>
       <w:br/>
       <w:br/>
     </w:r>

--- a/klagomål/A 2451-2024 FSC-klagomål.docx
+++ b/klagomål/A 2451-2024 FSC-klagomål.docx
@@ -796,7 +796,7 @@
     <w:r>
       <w:tab/>
       <w:tab/>
-      <w:t>2026-04-18</w:t>
+      <w:t>2026-04-19</w:t>
       <w:br/>
       <w:br/>
     </w:r>

--- a/klagomål/A 2451-2024 FSC-klagomål.docx
+++ b/klagomål/A 2451-2024 FSC-klagomål.docx
@@ -796,7 +796,7 @@
     <w:r>
       <w:tab/>
       <w:tab/>
-      <w:t>2026-04-19</w:t>
+      <w:t>2026-04-20</w:t>
       <w:br/>
       <w:br/>
     </w:r>

--- a/klagomål/A 2451-2024 FSC-klagomål.docx
+++ b/klagomål/A 2451-2024 FSC-klagomål.docx
@@ -796,7 +796,7 @@
     <w:r>
       <w:tab/>
       <w:tab/>
-      <w:t>2026-04-20</w:t>
+      <w:t>2026-04-21</w:t>
       <w:br/>
       <w:br/>
     </w:r>

--- a/klagomål/A 2451-2024 FSC-klagomål.docx
+++ b/klagomål/A 2451-2024 FSC-klagomål.docx
@@ -796,7 +796,7 @@
     <w:r>
       <w:tab/>
       <w:tab/>
-      <w:t>2026-04-21</w:t>
+      <w:t>2026-04-22</w:t>
       <w:br/>
       <w:br/>
     </w:r>

--- a/klagomål/A 2451-2024 FSC-klagomål.docx
+++ b/klagomål/A 2451-2024 FSC-klagomål.docx
@@ -796,7 +796,7 @@
     <w:r>
       <w:tab/>
       <w:tab/>
-      <w:t>2026-04-22</w:t>
+      <w:t>2026-04-23</w:t>
       <w:br/>
       <w:br/>
     </w:r>

--- a/klagomål/A 2451-2024 FSC-klagomål.docx
+++ b/klagomål/A 2451-2024 FSC-klagomål.docx
@@ -796,7 +796,7 @@
     <w:r>
       <w:tab/>
       <w:tab/>
-      <w:t>2026-04-23</w:t>
+      <w:t>2026-04-24</w:t>
       <w:br/>
       <w:br/>
     </w:r>

--- a/klagomål/A 2451-2024 FSC-klagomål.docx
+++ b/klagomål/A 2451-2024 FSC-klagomål.docx
@@ -796,7 +796,7 @@
     <w:r>
       <w:tab/>
       <w:tab/>
-      <w:t>2026-04-24</w:t>
+      <w:t>2026-04-25</w:t>
       <w:br/>
       <w:br/>
     </w:r>

--- a/klagomål/A 2451-2024 FSC-klagomål.docx
+++ b/klagomål/A 2451-2024 FSC-klagomål.docx
@@ -796,7 +796,7 @@
     <w:r>
       <w:tab/>
       <w:tab/>
-      <w:t>2026-05-16</w:t>
+      <w:t>2026-05-17</w:t>
       <w:br/>
       <w:br/>
     </w:r>

--- a/klagomål/A 2451-2024 FSC-klagomål.docx
+++ b/klagomål/A 2451-2024 FSC-klagomål.docx
@@ -796,7 +796,7 @@
     <w:r>
       <w:tab/>
       <w:tab/>
-      <w:t>2026-05-17</w:t>
+      <w:t>2026-05-18</w:t>
       <w:br/>
       <w:br/>
     </w:r>

--- a/klagomål/A 2451-2024 FSC-klagomål.docx
+++ b/klagomål/A 2451-2024 FSC-klagomål.docx
@@ -796,7 +796,7 @@
     <w:r>
       <w:tab/>
       <w:tab/>
-      <w:t>2026-05-18</w:t>
+      <w:t>2026-05-19</w:t>
       <w:br/>
       <w:br/>
     </w:r>

--- a/klagomål/A 2451-2024 FSC-klagomål.docx
+++ b/klagomål/A 2451-2024 FSC-klagomål.docx
@@ -796,7 +796,7 @@
     <w:r>
       <w:tab/>
       <w:tab/>
-      <w:t>2026-05-19</w:t>
+      <w:t>2026-05-20</w:t>
       <w:br/>
       <w:br/>
     </w:r>

--- a/klagomål/A 2451-2024 FSC-klagomål.docx
+++ b/klagomål/A 2451-2024 FSC-klagomål.docx
@@ -796,7 +796,7 @@
     <w:r>
       <w:tab/>
       <w:tab/>
-      <w:t>2026-05-20</w:t>
+      <w:t>2026-05-21</w:t>
       <w:br/>
       <w:br/>
     </w:r>

--- a/klagomål/A 2451-2024 FSC-klagomål.docx
+++ b/klagomål/A 2451-2024 FSC-klagomål.docx
@@ -796,7 +796,7 @@
     <w:r>
       <w:tab/>
       <w:tab/>
-      <w:t>2026-05-21</w:t>
+      <w:t>2026-05-22</w:t>
       <w:br/>
       <w:br/>
     </w:r>

--- a/klagomål/A 2451-2024 FSC-klagomål.docx
+++ b/klagomål/A 2451-2024 FSC-klagomål.docx
@@ -796,7 +796,7 @@
     <w:r>
       <w:tab/>
       <w:tab/>
-      <w:t>2026-05-22</w:t>
+      <w:t>2026-05-23</w:t>
       <w:br/>
       <w:br/>
     </w:r>

--- a/klagomål/A 2451-2024 FSC-klagomål.docx
+++ b/klagomål/A 2451-2024 FSC-klagomål.docx
@@ -796,7 +796,7 @@
     <w:r>
       <w:tab/>
       <w:tab/>
-      <w:t>2026-05-23</w:t>
+      <w:t>2026-05-24</w:t>
       <w:br/>
       <w:br/>
     </w:r>

--- a/klagomål/A 2451-2024 FSC-klagomål.docx
+++ b/klagomål/A 2451-2024 FSC-klagomål.docx
@@ -796,7 +796,7 @@
     <w:r>
       <w:tab/>
       <w:tab/>
-      <w:t>2026-05-24</w:t>
+      <w:t>2026-05-25</w:t>
       <w:br/>
       <w:br/>
     </w:r>

--- a/klagomål/A 2451-2024 FSC-klagomål.docx
+++ b/klagomål/A 2451-2024 FSC-klagomål.docx
@@ -796,7 +796,7 @@
     <w:r>
       <w:tab/>
       <w:tab/>
-      <w:t>2026-05-25</w:t>
+      <w:t>2026-05-26</w:t>
       <w:br/>
       <w:br/>
     </w:r>

--- a/klagomål/A 2451-2024 FSC-klagomål.docx
+++ b/klagomål/A 2451-2024 FSC-klagomål.docx
@@ -796,7 +796,7 @@
     <w:r>
       <w:tab/>
       <w:tab/>
-      <w:t>2026-05-26</w:t>
+      <w:t>2026-05-27</w:t>
       <w:br/>
       <w:br/>
     </w:r>

--- a/klagomål/A 2451-2024 FSC-klagomål.docx
+++ b/klagomål/A 2451-2024 FSC-klagomål.docx
@@ -796,7 +796,7 @@
     <w:r>
       <w:tab/>
       <w:tab/>
-      <w:t>2026-05-27</w:t>
+      <w:t>2026-05-28</w:t>
       <w:br/>
       <w:br/>
     </w:r>

--- a/klagomål/A 2451-2024 FSC-klagomål.docx
+++ b/klagomål/A 2451-2024 FSC-klagomål.docx
@@ -796,7 +796,7 @@
     <w:r>
       <w:tab/>
       <w:tab/>
-      <w:t>2026-05-28</w:t>
+      <w:t>2026-05-29</w:t>
       <w:br/>
       <w:br/>
     </w:r>

--- a/klagomål/A 2451-2024 FSC-klagomål.docx
+++ b/klagomål/A 2451-2024 FSC-klagomål.docx
@@ -796,7 +796,7 @@
     <w:r>
       <w:tab/>
       <w:tab/>
-      <w:t>2026-05-29</w:t>
+      <w:t>2026-05-30</w:t>
       <w:br/>
       <w:br/>
     </w:r>

--- a/klagomål/A 2451-2024 FSC-klagomål.docx
+++ b/klagomål/A 2451-2024 FSC-klagomål.docx
@@ -796,7 +796,7 @@
     <w:r>
       <w:tab/>
       <w:tab/>
-      <w:t>2026-05-30</w:t>
+      <w:t>2026-05-31</w:t>
       <w:br/>
       <w:br/>
     </w:r>

--- a/klagomål/A 2451-2024 FSC-klagomål.docx
+++ b/klagomål/A 2451-2024 FSC-klagomål.docx
@@ -796,7 +796,7 @@
     <w:r>
       <w:tab/>
       <w:tab/>
-      <w:t>2026-05-31</w:t>
+      <w:t>2026-06-01</w:t>
       <w:br/>
       <w:br/>
     </w:r>

--- a/klagomål/A 2451-2024 FSC-klagomål.docx
+++ b/klagomål/A 2451-2024 FSC-klagomål.docx
@@ -796,7 +796,7 @@
     <w:r>
       <w:tab/>
       <w:tab/>
-      <w:t>2026-06-01</w:t>
+      <w:t>2026-06-02</w:t>
       <w:br/>
       <w:br/>
     </w:r>

--- a/klagomål/A 2451-2024 FSC-klagomål.docx
+++ b/klagomål/A 2451-2024 FSC-klagomål.docx
@@ -796,7 +796,7 @@
     <w:r>
       <w:tab/>
       <w:tab/>
-      <w:t>2026-06-02</w:t>
+      <w:t>2026-06-03</w:t>
       <w:br/>
       <w:br/>
     </w:r>

--- a/klagomål/A 2451-2024 FSC-klagomål.docx
+++ b/klagomål/A 2451-2024 FSC-klagomål.docx
@@ -796,7 +796,7 @@
     <w:r>
       <w:tab/>
       <w:tab/>
-      <w:t>2026-06-03</w:t>
+      <w:t>2026-06-04</w:t>
       <w:br/>
       <w:br/>
     </w:r>

--- a/klagomål/A 2451-2024 FSC-klagomål.docx
+++ b/klagomål/A 2451-2024 FSC-klagomål.docx
@@ -796,7 +796,7 @@
     <w:r>
       <w:tab/>
       <w:tab/>
-      <w:t>2026-06-04</w:t>
+      <w:t>2026-06-05</w:t>
       <w:br/>
       <w:br/>
     </w:r>

--- a/klagomål/A 2451-2024 FSC-klagomål.docx
+++ b/klagomål/A 2451-2024 FSC-klagomål.docx
@@ -796,7 +796,7 @@
     <w:r>
       <w:tab/>
       <w:tab/>
-      <w:t>2026-06-05</w:t>
+      <w:t>2026-06-06</w:t>
       <w:br/>
       <w:br/>
     </w:r>

--- a/klagomål/A 2451-2024 FSC-klagomål.docx
+++ b/klagomål/A 2451-2024 FSC-klagomål.docx
@@ -796,7 +796,7 @@
     <w:r>
       <w:tab/>
       <w:tab/>
-      <w:t>2026-06-06</w:t>
+      <w:t>2026-06-07</w:t>
       <w:br/>
       <w:br/>
     </w:r>

--- a/klagomål/A 2451-2024 FSC-klagomål.docx
+++ b/klagomål/A 2451-2024 FSC-klagomål.docx
@@ -796,7 +796,7 @@
     <w:r>
       <w:tab/>
       <w:tab/>
-      <w:t>2026-06-07</w:t>
+      <w:t>2026-06-08</w:t>
       <w:br/>
       <w:br/>
     </w:r>

--- a/klagomål/A 2451-2024 FSC-klagomål.docx
+++ b/klagomål/A 2451-2024 FSC-klagomål.docx
@@ -796,7 +796,7 @@
     <w:r>
       <w:tab/>
       <w:tab/>
-      <w:t>2026-06-08</w:t>
+      <w:t>2026-06-09</w:t>
       <w:br/>
       <w:br/>
     </w:r>

--- a/klagomål/A 2451-2024 FSC-klagomål.docx
+++ b/klagomål/A 2451-2024 FSC-klagomål.docx
@@ -796,7 +796,7 @@
     <w:r>
       <w:tab/>
       <w:tab/>
-      <w:t>2026-06-09</w:t>
+      <w:t>2026-06-10</w:t>
       <w:br/>
       <w:br/>
     </w:r>

--- a/klagomål/A 2451-2024 FSC-klagomål.docx
+++ b/klagomål/A 2451-2024 FSC-klagomål.docx
@@ -796,7 +796,7 @@
     <w:r>
       <w:tab/>
       <w:tab/>
-      <w:t>2026-06-10</w:t>
+      <w:t>2026-06-11</w:t>
       <w:br/>
       <w:br/>
     </w:r>

--- a/klagomål/A 2451-2024 FSC-klagomål.docx
+++ b/klagomål/A 2451-2024 FSC-klagomål.docx
@@ -796,7 +796,7 @@
     <w:r>
       <w:tab/>
       <w:tab/>
-      <w:t>2026-06-11</w:t>
+      <w:t>2026-06-12</w:t>
       <w:br/>
       <w:br/>
     </w:r>

--- a/klagomål/A 2451-2024 FSC-klagomål.docx
+++ b/klagomål/A 2451-2024 FSC-klagomål.docx
@@ -796,7 +796,7 @@
     <w:r>
       <w:tab/>
       <w:tab/>
-      <w:t>2026-06-12</w:t>
+      <w:t>2026-06-13</w:t>
       <w:br/>
       <w:br/>
     </w:r>

--- a/klagomål/A 2451-2024 FSC-klagomål.docx
+++ b/klagomål/A 2451-2024 FSC-klagomål.docx
@@ -797,7 +797,7 @@
     <w:r>
       <w:tab/>
       <w:tab/>
-      <w:t>2026-07-13</w:t>
+      <w:t>2026-07-14</w:t>
       <w:br/>
       <w:br/>
     </w:r>

--- a/klagomål/A 2451-2024 FSC-klagomål.docx
+++ b/klagomål/A 2451-2024 FSC-klagomål.docx
@@ -797,7 +797,7 @@
     <w:r>
       <w:tab/>
       <w:tab/>
-      <w:t>2026-07-14</w:t>
+      <w:t>2026-07-15</w:t>
       <w:br/>
       <w:br/>
     </w:r>

--- a/klagomål/A 2451-2024 FSC-klagomål.docx
+++ b/klagomål/A 2451-2024 FSC-klagomål.docx
@@ -797,7 +797,7 @@
     <w:r>
       <w:tab/>
       <w:tab/>
-      <w:t>2026-07-15</w:t>
+      <w:t>2026-07-16</w:t>
       <w:br/>
       <w:br/>
     </w:r>

--- a/klagomål/A 2451-2024 FSC-klagomål.docx
+++ b/klagomål/A 2451-2024 FSC-klagomål.docx
@@ -797,7 +797,7 @@
     <w:r>
       <w:tab/>
       <w:tab/>
-      <w:t>2026-07-16</w:t>
+      <w:t>2026-07-17</w:t>
       <w:br/>
       <w:br/>
     </w:r>

--- a/klagomål/A 2451-2024 FSC-klagomål.docx
+++ b/klagomål/A 2451-2024 FSC-klagomål.docx
@@ -797,7 +797,7 @@
     <w:r>
       <w:tab/>
       <w:tab/>
-      <w:t>2026-07-17</w:t>
+      <w:t>2026-07-18</w:t>
       <w:br/>
       <w:br/>
     </w:r>

--- a/klagomål/A 2451-2024 FSC-klagomål.docx
+++ b/klagomål/A 2451-2024 FSC-klagomål.docx
@@ -797,7 +797,7 @@
     <w:r>
       <w:tab/>
       <w:tab/>
-      <w:t>2026-07-18</w:t>
+      <w:t>2026-07-19</w:t>
       <w:br/>
       <w:br/>
     </w:r>

--- a/klagomål/A 2451-2024 FSC-klagomål.docx
+++ b/klagomål/A 2451-2024 FSC-klagomål.docx
@@ -797,7 +797,7 @@
     <w:r>
       <w:tab/>
       <w:tab/>
-      <w:t>2026-07-19</w:t>
+      <w:t>2026-07-20</w:t>
       <w:br/>
       <w:br/>
     </w:r>

--- a/klagomål/A 2451-2024 FSC-klagomål.docx
+++ b/klagomål/A 2451-2024 FSC-klagomål.docx
@@ -797,7 +797,7 @@
     <w:r>
       <w:tab/>
       <w:tab/>
-      <w:t>2026-07-20</w:t>
+      <w:t>2026-07-21</w:t>
       <w:br/>
       <w:br/>
     </w:r>

--- a/klagomål/A 2451-2024 FSC-klagomål.docx
+++ b/klagomål/A 2451-2024 FSC-klagomål.docx
@@ -797,7 +797,7 @@
     <w:r>
       <w:tab/>
       <w:tab/>
-      <w:t>2026-07-21</w:t>
+      <w:t>2026-07-22</w:t>
       <w:br/>
       <w:br/>
     </w:r>

--- a/klagomål/A 2451-2024 FSC-klagomål.docx
+++ b/klagomål/A 2451-2024 FSC-klagomål.docx
@@ -797,7 +797,7 @@
     <w:r>
       <w:tab/>
       <w:tab/>
-      <w:t>2026-07-22</w:t>
+      <w:t>2026-07-23</w:t>
       <w:br/>
       <w:br/>
     </w:r>

--- a/klagomål/A 2451-2024 FSC-klagomål.docx
+++ b/klagomål/A 2451-2024 FSC-klagomål.docx
@@ -797,7 +797,7 @@
     <w:r>
       <w:tab/>
       <w:tab/>
-      <w:t>2026-07-23</w:t>
+      <w:t>2026-07-24</w:t>
       <w:br/>
       <w:br/>
     </w:r>

--- a/klagomål/A 2451-2024 FSC-klagomål.docx
+++ b/klagomål/A 2451-2024 FSC-klagomål.docx
@@ -797,7 +797,7 @@
     <w:r>
       <w:tab/>
       <w:tab/>
-      <w:t>2026-07-24</w:t>
+      <w:t>2026-07-25</w:t>
       <w:br/>
       <w:br/>
     </w:r>

--- a/klagomål/A 2451-2024 FSC-klagomål.docx
+++ b/klagomål/A 2451-2024 FSC-klagomål.docx
@@ -797,7 +797,7 @@
     <w:r>
       <w:tab/>
       <w:tab/>
-      <w:t>2026-07-25</w:t>
+      <w:t>2026-07-26</w:t>
       <w:br/>
       <w:br/>
     </w:r>

--- a/klagomål/A 2451-2024 FSC-klagomål.docx
+++ b/klagomål/A 2451-2024 FSC-klagomål.docx
@@ -797,7 +797,7 @@
     <w:r>
       <w:tab/>
       <w:tab/>
-      <w:t>2026-07-26</w:t>
+      <w:t>2026-07-27</w:t>
       <w:br/>
       <w:br/>
     </w:r>

--- a/klagomål/A 2451-2024 FSC-klagomål.docx
+++ b/klagomål/A 2451-2024 FSC-klagomål.docx
@@ -797,7 +797,7 @@
     <w:r>
       <w:tab/>
       <w:tab/>
-      <w:t>2026-07-27</w:t>
+      <w:t>2026-07-28</w:t>
       <w:br/>
       <w:br/>
     </w:r>

--- a/klagomål/A 2451-2024 FSC-klagomål.docx
+++ b/klagomål/A 2451-2024 FSC-klagomål.docx
@@ -797,7 +797,7 @@
     <w:r>
       <w:tab/>
       <w:tab/>
-      <w:t>2026-07-28</w:t>
+      <w:t>2026-07-29</w:t>
       <w:br/>
       <w:br/>
     </w:r>

--- a/klagomål/A 2451-2024 FSC-klagomål.docx
+++ b/klagomål/A 2451-2024 FSC-klagomål.docx
@@ -797,7 +797,7 @@
     <w:r>
       <w:tab/>
       <w:tab/>
-      <w:t>2026-07-29</w:t>
+      <w:t>2026-07-30</w:t>
       <w:br/>
       <w:br/>
     </w:r>

--- a/klagomål/A 2451-2024 FSC-klagomål.docx
+++ b/klagomål/A 2451-2024 FSC-klagomål.docx
@@ -797,7 +797,7 @@
     <w:r>
       <w:tab/>
       <w:tab/>
-      <w:t>2026-07-30</w:t>
+      <w:t>2026-07-31</w:t>
       <w:br/>
       <w:br/>
     </w:r>

--- a/klagomål/A 2451-2024 FSC-klagomål.docx
+++ b/klagomål/A 2451-2024 FSC-klagomål.docx
@@ -797,7 +797,7 @@
     <w:r>
       <w:tab/>
       <w:tab/>
-      <w:t>2026-07-31</w:t>
+      <w:t>2026-08-01</w:t>
       <w:br/>
       <w:br/>
     </w:r>

--- a/klagomål/A 2451-2024 FSC-klagomål.docx
+++ b/klagomål/A 2451-2024 FSC-klagomål.docx
@@ -797,7 +797,7 @@
     <w:r>
       <w:tab/>
       <w:tab/>
-      <w:t>2026-08-01</w:t>
+      <w:t>2026-08-02</w:t>
       <w:br/>
       <w:br/>
     </w:r>

--- a/klagomål/A 2451-2024 FSC-klagomål.docx
+++ b/klagomål/A 2451-2024 FSC-klagomål.docx
@@ -797,7 +797,7 @@
     <w:r>
       <w:tab/>
       <w:tab/>
-      <w:t>2026-08-02</w:t>
+      <w:t>2026-08-03</w:t>
       <w:br/>
       <w:br/>
     </w:r>

--- a/klagomål/A 2451-2024 FSC-klagomål.docx
+++ b/klagomål/A 2451-2024 FSC-klagomål.docx
@@ -797,7 +797,7 @@
     <w:r>
       <w:tab/>
       <w:tab/>
-      <w:t>2026-08-03</w:t>
+      <w:t>2026-08-05</w:t>
       <w:br/>
       <w:br/>
     </w:r>

--- a/klagomål/A 2451-2024 FSC-klagomål.docx
+++ b/klagomål/A 2451-2024 FSC-klagomål.docx
@@ -797,7 +797,7 @@
     <w:r>
       <w:tab/>
       <w:tab/>
-      <w:t>2026-08-05</w:t>
+      <w:t>2026-08-07</w:t>
       <w:br/>
       <w:br/>
     </w:r>

--- a/klagomål/A 2451-2024 FSC-klagomål.docx
+++ b/klagomål/A 2451-2024 FSC-klagomål.docx
@@ -797,7 +797,7 @@
     <w:r>
       <w:tab/>
       <w:tab/>
-      <w:t>2026-08-07</w:t>
+      <w:t>2026-08-08</w:t>
       <w:br/>
       <w:br/>
     </w:r>

--- a/klagomål/A 2451-2024 FSC-klagomål.docx
+++ b/klagomål/A 2451-2024 FSC-klagomål.docx
@@ -216,7 +216,7 @@
         <w:spacing w:after="240"/>
       </w:pPr>
       <w:r>
-        <w:t>Figur 1. Fyndplatser för naturvårdsarter i och inom 23 meter från avverkningsanmälan. Markörer utan svart kant är placerade på fyndplatsen. Markörer med svart kant är placerade vid sidan av fyndplatsen har ett svart streck som visar fyndplatsens exakta position. Kartans mittpunktskoordinat är N 6938374, E 535536 i SWEREF 99 TM.</w:t>
+        <w:t>Figur 1. Fyndplatser för naturvårdsarter i och inom 23 meter från avverkningsanmälan. Markörer utan svart kant är placerade på fyndplatsen. Markörer med svart kant är placerade vid sidan av fyndplatsen och har ett svart streck som visar fyndplatsens exakta position. Kartans mittpunktskoordinat är N 6938374, E 535536 i SWEREF 99 TM.</w:t>
       </w:r>
     </w:p>
     <w:p>
@@ -797,7 +797,7 @@
     <w:r>
       <w:tab/>
       <w:tab/>
-      <w:t>2026-08-14</w:t>
+      <w:t>2026-08-15</w:t>
       <w:br/>
       <w:br/>
     </w:r>

--- a/klagomål/A 2451-2024 FSC-klagomål.docx
+++ b/klagomål/A 2451-2024 FSC-klagomål.docx
@@ -797,7 +797,7 @@
     <w:r>
       <w:tab/>
       <w:tab/>
-      <w:t>2026-08-15</w:t>
+      <w:t>2026-08-16</w:t>
       <w:br/>
       <w:br/>
     </w:r>

--- a/klagomål/A 2451-2024 FSC-klagomål.docx
+++ b/klagomål/A 2451-2024 FSC-klagomål.docx
@@ -797,7 +797,7 @@
     <w:r>
       <w:tab/>
       <w:tab/>
-      <w:t>2026-08-16</w:t>
+      <w:t>2026-08-17</w:t>
       <w:br/>
       <w:br/>
     </w:r>

--- a/klagomål/A 2451-2024 FSC-klagomål.docx
+++ b/klagomål/A 2451-2024 FSC-klagomål.docx
@@ -797,7 +797,7 @@
     <w:r>
       <w:tab/>
       <w:tab/>
-      <w:t>2026-08-17</w:t>
+      <w:t>2026-08-18</w:t>
       <w:br/>
       <w:br/>
     </w:r>

--- a/klagomål/A 2451-2024 FSC-klagomål.docx
+++ b/klagomål/A 2451-2024 FSC-klagomål.docx
@@ -797,7 +797,7 @@
     <w:r>
       <w:tab/>
       <w:tab/>
-      <w:t>2026-08-18</w:t>
+      <w:t>2026-08-19</w:t>
       <w:br/>
       <w:br/>
     </w:r>

--- a/klagomål/A 2451-2024 FSC-klagomål.docx
+++ b/klagomål/A 2451-2024 FSC-klagomål.docx
@@ -797,7 +797,7 @@
     <w:r>
       <w:tab/>
       <w:tab/>
-      <w:t>2026-08-19</w:t>
+      <w:t>2026-08-20</w:t>
       <w:br/>
       <w:br/>
     </w:r>

--- a/klagomål/A 2451-2024 FSC-klagomål.docx
+++ b/klagomål/A 2451-2024 FSC-klagomål.docx
@@ -797,7 +797,7 @@
     <w:r>
       <w:tab/>
       <w:tab/>
-      <w:t>2026-08-20</w:t>
+      <w:t>2026-08-21</w:t>
       <w:br/>
       <w:br/>
     </w:r>

--- a/klagomål/A 2451-2024 FSC-klagomål.docx
+++ b/klagomål/A 2451-2024 FSC-klagomål.docx
@@ -797,7 +797,7 @@
     <w:r>
       <w:tab/>
       <w:tab/>
-      <w:t>2026-08-21</w:t>
+      <w:t>2026-08-22</w:t>
       <w:br/>
       <w:br/>
     </w:r>

--- a/klagomål/A 2451-2024 FSC-klagomål.docx
+++ b/klagomål/A 2451-2024 FSC-klagomål.docx
@@ -797,7 +797,7 @@
     <w:r>
       <w:tab/>
       <w:tab/>
-      <w:t>2026-08-22</w:t>
+      <w:t>2026-08-23</w:t>
       <w:br/>
       <w:br/>
     </w:r>

--- a/klagomål/A 2451-2024 FSC-klagomål.docx
+++ b/klagomål/A 2451-2024 FSC-klagomål.docx
@@ -797,7 +797,7 @@
     <w:r>
       <w:tab/>
       <w:tab/>
-      <w:t>2026-08-23</w:t>
+      <w:t>2026-08-24</w:t>
       <w:br/>
       <w:br/>
     </w:r>

--- a/klagomål/A 2451-2024 FSC-klagomål.docx
+++ b/klagomål/A 2451-2024 FSC-klagomål.docx
@@ -797,7 +797,7 @@
     <w:r>
       <w:tab/>
       <w:tab/>
-      <w:t>2026-08-24</w:t>
+      <w:t>2026-08-25</w:t>
       <w:br/>
       <w:br/>
     </w:r>

--- a/klagomål/A 2451-2024 FSC-klagomål.docx
+++ b/klagomål/A 2451-2024 FSC-klagomål.docx
@@ -797,7 +797,7 @@
     <w:r>
       <w:tab/>
       <w:tab/>
-      <w:t>2026-08-25</w:t>
+      <w:t>2026-08-26</w:t>
       <w:br/>
       <w:br/>
     </w:r>

--- a/klagomål/A 2451-2024 FSC-klagomål.docx
+++ b/klagomål/A 2451-2024 FSC-klagomål.docx
@@ -797,7 +797,7 @@
     <w:r>
       <w:tab/>
       <w:tab/>
-      <w:t>2026-08-26</w:t>
+      <w:t>2026-08-27</w:t>
       <w:br/>
       <w:br/>
     </w:r>

--- a/klagomål/A 2451-2024 FSC-klagomål.docx
+++ b/klagomål/A 2451-2024 FSC-klagomål.docx
@@ -797,7 +797,7 @@
     <w:r>
       <w:tab/>
       <w:tab/>
-      <w:t>2026-08-27</w:t>
+      <w:t>2026-08-28</w:t>
       <w:br/>
       <w:br/>
     </w:r>

--- a/klagomål/A 2451-2024 FSC-klagomål.docx
+++ b/klagomål/A 2451-2024 FSC-klagomål.docx
@@ -797,7 +797,7 @@
     <w:r>
       <w:tab/>
       <w:tab/>
-      <w:t>2026-08-28</w:t>
+      <w:t>2026-08-29</w:t>
       <w:br/>
       <w:br/>
     </w:r>

--- a/klagomål/A 2451-2024 FSC-klagomål.docx
+++ b/klagomål/A 2451-2024 FSC-klagomål.docx
@@ -797,7 +797,7 @@
     <w:r>
       <w:tab/>
       <w:tab/>
-      <w:t>2026-08-29</w:t>
+      <w:t>2026-08-31</w:t>
       <w:br/>
       <w:br/>
     </w:r>

--- a/klagomål/A 2451-2024 FSC-klagomål.docx
+++ b/klagomål/A 2451-2024 FSC-klagomål.docx
@@ -797,7 +797,7 @@
     <w:r>
       <w:tab/>
       <w:tab/>
-      <w:t>2026-08-31</w:t>
+      <w:t>2026-09-01</w:t>
       <w:br/>
       <w:br/>
     </w:r>

--- a/klagomål/A 2451-2024 FSC-klagomål.docx
+++ b/klagomål/A 2451-2024 FSC-klagomål.docx
@@ -797,7 +797,7 @@
     <w:r>
       <w:tab/>
       <w:tab/>
-      <w:t>2026-09-01</w:t>
+      <w:t>2026-09-02</w:t>
       <w:br/>
       <w:br/>
     </w:r>

--- a/klagomål/A 2451-2024 FSC-klagomål.docx
+++ b/klagomål/A 2451-2024 FSC-klagomål.docx
@@ -797,7 +797,7 @@
     <w:r>
       <w:tab/>
       <w:tab/>
-      <w:t>2026-09-02</w:t>
+      <w:t>2026-09-03</w:t>
       <w:br/>
       <w:br/>
     </w:r>

--- a/klagomål/A 2451-2024 FSC-klagomål.docx
+++ b/klagomål/A 2451-2024 FSC-klagomål.docx
@@ -797,7 +797,7 @@
     <w:r>
       <w:tab/>
       <w:tab/>
-      <w:t>2026-09-03</w:t>
+      <w:t>2026-09-04</w:t>
       <w:br/>
       <w:br/>
     </w:r>

--- a/klagomål/A 2451-2024 FSC-klagomål.docx
+++ b/klagomål/A 2451-2024 FSC-klagomål.docx
@@ -797,7 +797,7 @@
     <w:r>
       <w:tab/>
       <w:tab/>
-      <w:t>2026-09-04</w:t>
+      <w:t>2026-09-05</w:t>
       <w:br/>
       <w:br/>
     </w:r>

--- a/klagomål/A 2451-2024 FSC-klagomål.docx
+++ b/klagomål/A 2451-2024 FSC-klagomål.docx
@@ -797,7 +797,7 @@
     <w:r>
       <w:tab/>
       <w:tab/>
-      <w:t>2026-09-05</w:t>
+      <w:t>2026-09-06</w:t>
       <w:br/>
       <w:br/>
     </w:r>

--- a/klagomål/A 2451-2024 FSC-klagomål.docx
+++ b/klagomål/A 2451-2024 FSC-klagomål.docx
@@ -797,7 +797,7 @@
     <w:r>
       <w:tab/>
       <w:tab/>
-      <w:t>2026-09-06</w:t>
+      <w:t>2026-09-07</w:t>
       <w:br/>
       <w:br/>
     </w:r>

--- a/klagomål/A 2451-2024 FSC-klagomål.docx
+++ b/klagomål/A 2451-2024 FSC-klagomål.docx
@@ -797,7 +797,7 @@
     <w:r>
       <w:tab/>
       <w:tab/>
-      <w:t>2026-09-07</w:t>
+      <w:t>2026-09-08</w:t>
       <w:br/>
       <w:br/>
     </w:r>

--- a/klagomål/A 2451-2024 FSC-klagomål.docx
+++ b/klagomål/A 2451-2024 FSC-klagomål.docx
@@ -797,7 +797,7 @@
     <w:r>
       <w:tab/>
       <w:tab/>
-      <w:t>2026-09-08</w:t>
+      <w:t>2026-09-09</w:t>
       <w:br/>
       <w:br/>
     </w:r>

--- a/klagomål/A 2451-2024 FSC-klagomål.docx
+++ b/klagomål/A 2451-2024 FSC-klagomål.docx
@@ -797,7 +797,7 @@
     <w:r>
       <w:tab/>
       <w:tab/>
-      <w:t>2026-09-09</w:t>
+      <w:t>2026-09-10</w:t>
       <w:br/>
       <w:br/>
     </w:r>

--- a/klagomål/A 2451-2024 FSC-klagomål.docx
+++ b/klagomål/A 2451-2024 FSC-klagomål.docx
@@ -797,7 +797,7 @@
     <w:r>
       <w:tab/>
       <w:tab/>
-      <w:t>2026-09-10</w:t>
+      <w:t>2026-09-11</w:t>
       <w:br/>
       <w:br/>
     </w:r>

--- a/klagomål/A 2451-2024 FSC-klagomål.docx
+++ b/klagomål/A 2451-2024 FSC-klagomål.docx
@@ -797,7 +797,7 @@
     <w:r>
       <w:tab/>
       <w:tab/>
-      <w:t>2026-09-11</w:t>
+      <w:t>2026-09-12</w:t>
       <w:br/>
       <w:br/>
     </w:r>

--- a/klagomål/A 2451-2024 FSC-klagomål.docx
+++ b/klagomål/A 2451-2024 FSC-klagomål.docx
@@ -797,7 +797,7 @@
     <w:r>
       <w:tab/>
       <w:tab/>
-      <w:t>2026-09-12</w:t>
+      <w:t>2026-09-13</w:t>
       <w:br/>
       <w:br/>
     </w:r>
